--- a/Word/Module 1/DOCX/Realises/04_Realise_Tableaux_listes_images.docx
+++ b/Word/Module 1/DOCX/Realises/04_Realise_Tableaux_listes_images.docx
@@ -5,222 +5,215 @@
     <w:p>
       <w:pPr>
         <w:pStyle w:val="Title"/>
+        <w:spacing w:after="240" w:before="0"/>
       </w:pPr>
       <w:r>
-        <w:t>Procédure interne</w:t>
-      </w:r>
-    </w:p>
-    <w:p>
-      <w:pPr>
-        <w:pStyle w:val="Subtitle"/>
-      </w:pPr>
-      <w:r>
-        <w:t>Accueil d'un nouveau collaborateur</w:t>
-      </w:r>
-    </w:p>
-    <w:p>
-      <w:r>
-        <w:t>Auteur : participant</w:t>
-      </w:r>
-    </w:p>
-    <w:p>
-      <w:r>
-        <w:t>Date : à compléter</w:t>
-      </w:r>
-    </w:p>
-    <w:p>
-      <w:r>
-        <w:br w:type="page"/>
-      </w:r>
-    </w:p>
-    <w:p>
-      <w:pPr>
-        <w:pStyle w:val="Title"/>
-        <w:pBdr>
-          <w:top w:val="single" w:sz="18" w:space="8" w:color="2B579A"/>
-          <w:left w:val="single" w:sz="18" w:space="8" w:color="2B579A"/>
-          <w:bottom w:val="single" w:sz="18" w:space="8" w:color="2B579A"/>
-          <w:right w:val="single" w:sz="18" w:space="8" w:color="2B579A"/>
-        </w:pBdr>
-        <w:shd w:val="clear" w:color="auto" w:fill="DDEBF7"/>
-      </w:pPr>
-      <w:r>
+        <w:rPr>
+          <w:rFonts w:ascii="Calibri" w:hAnsi="Calibri" w:eastAsia="Calibri"/>
+          <w:sz w:val="22"/>
+        </w:rPr>
         <w:t>Procédure interne - Accueil d'un nouveau collaborateur</w:t>
-      </w:r>
-    </w:p>
-    <w:p>
-      <w:r>
-        <w:fldChar w:fldCharType="begin"/>
-        <w:instrText xml:space="preserve"> TOC \o "1-3" \h \z \u </w:instrText>
-        <w:fldChar w:fldCharType="separate"/>
-      </w:r>
-      <w:r>
-        <w:t>Table des matieres automatique - cliquez puis F9 pour la mettre a jour.</w:t>
-        <w:fldChar w:fldCharType="end"/>
-      </w:r>
-    </w:p>
-    <w:p>
-      <w:r>
-        <w:br w:type="page"/>
       </w:r>
     </w:p>
     <w:p>
       <w:pPr>
         <w:pStyle w:val="Heading1"/>
+        <w:spacing w:after="120" w:before="240"/>
       </w:pPr>
       <w:r>
+        <w:rPr>
+          <w:rFonts w:ascii="Calibri" w:hAnsi="Calibri" w:eastAsia="Calibri"/>
+          <w:sz w:val="22"/>
+        </w:rPr>
         <w:t>Avant l'arrivée</w:t>
       </w:r>
     </w:p>
     <w:p>
       <w:pPr>
         <w:pStyle w:val="Heading2"/>
+        <w:spacing w:after="80" w:before="160"/>
       </w:pPr>
       <w:r>
+        <w:rPr>
+          <w:rFonts w:ascii="Calibri" w:hAnsi="Calibri" w:eastAsia="Calibri"/>
+          <w:sz w:val="22"/>
+        </w:rPr>
         <w:t>Préparer les accès</w:t>
       </w:r>
     </w:p>
     <w:p>
-      <w:r>
-        <w:t xml:space="preserve">Le </w:t>
-      </w:r>
+      <w:pPr>
+        <w:spacing w:after="160" w:before="0"/>
+      </w:pPr>
       <w:r>
         <w:rPr>
-          <w:b/>
+          <w:rFonts w:ascii="Calibri" w:hAnsi="Calibri" w:eastAsia="Calibri"/>
+          <w:sz w:val="22"/>
         </w:rPr>
-        <w:t>responsable</w:t>
-      </w:r>
-      <w:r>
-        <w:t xml:space="preserve"> vérifie que les demandes d'accès sont introduites avant l'arrivée du collaborateur.</w:t>
+        <w:t>Le responsable vérifie que les demandes d'accès sont introduites avant l'arrivée du collaborateur.</w:t>
       </w:r>
     </w:p>
     <w:p>
       <w:pPr>
         <w:pStyle w:val="Heading2"/>
+        <w:spacing w:after="80" w:before="160"/>
       </w:pPr>
       <w:r>
+        <w:rPr>
+          <w:rFonts w:ascii="Calibri" w:hAnsi="Calibri" w:eastAsia="Calibri"/>
+          <w:sz w:val="22"/>
+        </w:rPr>
         <w:t>Préparer le matériel</w:t>
       </w:r>
     </w:p>
     <w:p>
+      <w:pPr>
+        <w:spacing w:after="160" w:before="0"/>
+      </w:pPr>
       <w:r>
+        <w:rPr>
+          <w:rFonts w:ascii="Calibri" w:hAnsi="Calibri" w:eastAsia="Calibri"/>
+          <w:sz w:val="22"/>
+        </w:rPr>
         <w:t>Le poste de travail, le badge et les informations utiles sont préparés avec les personnes concernées.</w:t>
       </w:r>
     </w:p>
     <w:p>
       <w:pPr>
         <w:pStyle w:val="Heading1"/>
+        <w:spacing w:after="120" w:before="240"/>
       </w:pPr>
       <w:r>
+        <w:rPr>
+          <w:rFonts w:ascii="Calibri" w:hAnsi="Calibri" w:eastAsia="Calibri"/>
+          <w:sz w:val="22"/>
+        </w:rPr>
         <w:t>Le premier jour</w:t>
       </w:r>
     </w:p>
     <w:p>
       <w:pPr>
         <w:pStyle w:val="Heading2"/>
+        <w:spacing w:after="80" w:before="160"/>
       </w:pPr>
       <w:r>
+        <w:rPr>
+          <w:rFonts w:ascii="Calibri" w:hAnsi="Calibri" w:eastAsia="Calibri"/>
+          <w:sz w:val="22"/>
+        </w:rPr>
         <w:t>Accueil dans l'équipe</w:t>
       </w:r>
     </w:p>
     <w:p>
-      <w:r>
-        <w:t xml:space="preserve">Le collaborateur est accueilli par son </w:t>
-      </w:r>
+      <w:pPr>
+        <w:spacing w:after="160" w:before="0"/>
+      </w:pPr>
       <w:r>
         <w:rPr>
-          <w:b/>
+          <w:rFonts w:ascii="Calibri" w:hAnsi="Calibri" w:eastAsia="Calibri"/>
+          <w:sz w:val="22"/>
         </w:rPr>
-        <w:t>référent</w:t>
-      </w:r>
-      <w:r>
-        <w:t xml:space="preserve"> et reçoit les informations pratiques.</w:t>
+        <w:t>Le collaborateur est accueilli par son référent et reçoit les informations pratiques.</w:t>
       </w:r>
     </w:p>
     <w:p>
       <w:pPr>
         <w:pStyle w:val="Heading2"/>
+        <w:spacing w:after="80" w:before="160"/>
       </w:pPr>
       <w:r>
+        <w:rPr>
+          <w:rFonts w:ascii="Calibri" w:hAnsi="Calibri" w:eastAsia="Calibri"/>
+          <w:sz w:val="22"/>
+        </w:rPr>
         <w:t>Présentation des outils</w:t>
       </w:r>
     </w:p>
     <w:p>
-      <w:r>
-        <w:t>Les outils principaux sont présentés :</w:t>
-      </w:r>
-    </w:p>
-    <w:p>
       <w:pPr>
-        <w:pStyle w:val="ListBullet"/>
+        <w:spacing w:after="160" w:before="0"/>
       </w:pPr>
       <w:r>
-        <w:t>Session Windows</w:t>
-      </w:r>
-    </w:p>
-    <w:p>
-      <w:pPr>
-        <w:pStyle w:val="ListBullet"/>
-      </w:pPr>
-      <w:r>
-        <w:t>Messagerie</w:t>
-      </w:r>
-    </w:p>
-    <w:p>
-      <w:pPr>
-        <w:pStyle w:val="ListBullet"/>
-      </w:pPr>
-      <w:r>
-        <w:t>Intranet</w:t>
-      </w:r>
-    </w:p>
-    <w:p>
-      <w:pPr>
-        <w:pStyle w:val="ListBullet"/>
-      </w:pPr>
-      <w:r>
-        <w:t>Dossiers partagés</w:t>
+        <w:rPr>
+          <w:rFonts w:ascii="Calibri" w:hAnsi="Calibri" w:eastAsia="Calibri"/>
+          <w:sz w:val="22"/>
+        </w:rPr>
+        <w:t>Les outils principaux sont présentés : session Windows, messagerie, intranet et dossiers partagés.</w:t>
       </w:r>
     </w:p>
     <w:p>
       <w:pPr>
         <w:pStyle w:val="Heading1"/>
+        <w:spacing w:after="120" w:before="240"/>
       </w:pPr>
       <w:r>
+        <w:rPr>
+          <w:rFonts w:ascii="Calibri" w:hAnsi="Calibri" w:eastAsia="Calibri"/>
+          <w:sz w:val="22"/>
+        </w:rPr>
         <w:t>Après la première semaine</w:t>
       </w:r>
     </w:p>
     <w:p>
       <w:pPr>
         <w:pStyle w:val="Heading2"/>
+        <w:spacing w:after="80" w:before="160"/>
       </w:pPr>
       <w:r>
+        <w:rPr>
+          <w:rFonts w:ascii="Calibri" w:hAnsi="Calibri" w:eastAsia="Calibri"/>
+          <w:sz w:val="22"/>
+        </w:rPr>
         <w:t>Point de suivi</w:t>
       </w:r>
     </w:p>
     <w:p>
+      <w:pPr>
+        <w:spacing w:after="160" w:before="0"/>
+      </w:pPr>
       <w:r>
+        <w:rPr>
+          <w:rFonts w:ascii="Calibri" w:hAnsi="Calibri" w:eastAsia="Calibri"/>
+          <w:sz w:val="22"/>
+        </w:rPr>
         <w:t>Un court échange permet de vérifier que les accès, les outils et les premières tâches sont compris.</w:t>
       </w:r>
     </w:p>
     <w:p>
       <w:pPr>
         <w:pStyle w:val="Heading2"/>
+        <w:spacing w:after="80" w:before="160"/>
       </w:pPr>
       <w:r>
+        <w:rPr>
+          <w:rFonts w:ascii="Calibri" w:hAnsi="Calibri" w:eastAsia="Calibri"/>
+          <w:sz w:val="22"/>
+        </w:rPr>
         <w:t>Ajustements éventuels</w:t>
       </w:r>
     </w:p>
     <w:p>
+      <w:pPr>
+        <w:spacing w:after="160" w:before="0"/>
+      </w:pPr>
       <w:r>
+        <w:rPr>
+          <w:rFonts w:ascii="Calibri" w:hAnsi="Calibri" w:eastAsia="Calibri"/>
+          <w:sz w:val="22"/>
+        </w:rPr>
         <w:t>Les difficultés sont notées et transmises aux personnes concernées.</w:t>
       </w:r>
     </w:p>
     <w:p>
       <w:pPr>
         <w:pStyle w:val="Heading1"/>
+        <w:spacing w:after="120" w:before="280"/>
       </w:pPr>
       <w:r>
+        <w:rPr>
+          <w:rFonts w:ascii="Calibri" w:hAnsi="Calibri" w:eastAsia="Calibri"/>
+          <w:sz w:val="22"/>
+        </w:rPr>
         <w:t>Tableau de suivi</w:t>
       </w:r>
     </w:p>
@@ -229,39 +222,62 @@
         <w:tblStyle w:val="TableGrid"/>
         <w:tblW w:type="auto" w:w="0"/>
         <w:tblLook w:firstColumn="1" w:firstRow="1" w:lastColumn="0" w:lastRow="0" w:noHBand="0" w:noVBand="1" w:val="04A0"/>
+        <w:tblBorders>
+          <w:top w:val="single" w:sz="8" w:space="0" w:color="2B579A"/>
+          <w:left w:val="single" w:sz="8" w:space="0" w:color="2B579A"/>
+          <w:bottom w:val="single" w:sz="8" w:space="0" w:color="2B579A"/>
+          <w:right w:val="single" w:sz="8" w:space="0" w:color="2B579A"/>
+          <w:insideH w:val="single" w:sz="8" w:space="0" w:color="2B579A"/>
+          <w:insideV w:val="single" w:sz="8" w:space="0" w:color="2B579A"/>
+        </w:tblBorders>
       </w:tblPr>
       <w:tblGrid>
-        <w:gridCol w:w="2880"/>
-        <w:gridCol w:w="2880"/>
-        <w:gridCol w:w="2880"/>
+        <w:gridCol w:w="3024"/>
+        <w:gridCol w:w="3024"/>
+        <w:gridCol w:w="3024"/>
       </w:tblGrid>
       <w:tr>
         <w:tc>
           <w:tcPr>
-            <w:tcW w:type="dxa" w:w="2880"/>
+            <w:tcW w:type="dxa" w:w="3024"/>
+            <w:shd w:fill="DDEBF7" w:val="clear"/>
           </w:tcPr>
           <w:p>
             <w:r>
+              <w:rPr>
+                <w:b/>
+                <w:color w:val="2B579A"/>
+              </w:rPr>
               <w:t>Action</w:t>
             </w:r>
           </w:p>
         </w:tc>
         <w:tc>
           <w:tcPr>
-            <w:tcW w:type="dxa" w:w="2880"/>
+            <w:tcW w:type="dxa" w:w="3024"/>
+            <w:shd w:fill="DDEBF7" w:val="clear"/>
           </w:tcPr>
           <w:p>
             <w:r>
+              <w:rPr>
+                <w:b/>
+                <w:color w:val="2B579A"/>
+              </w:rPr>
               <w:t>Responsable</w:t>
             </w:r>
           </w:p>
         </w:tc>
         <w:tc>
           <w:tcPr>
-            <w:tcW w:type="dxa" w:w="2880"/>
+            <w:tcW w:type="dxa" w:w="3024"/>
+            <w:shd w:fill="DDEBF7" w:val="clear"/>
           </w:tcPr>
           <w:p>
             <w:r>
+              <w:rPr>
+                <w:b/>
+                <w:color w:val="2B579A"/>
+              </w:rPr>
               <w:t>Échéance</w:t>
             </w:r>
           </w:p>
@@ -270,7 +286,7 @@
       <w:tr>
         <w:tc>
           <w:tcPr>
-            <w:tcW w:type="dxa" w:w="2880"/>
+            <w:tcW w:type="dxa" w:w="3024"/>
           </w:tcPr>
           <w:p>
             <w:r>
@@ -280,7 +296,7 @@
         </w:tc>
         <w:tc>
           <w:tcPr>
-            <w:tcW w:type="dxa" w:w="2880"/>
+            <w:tcW w:type="dxa" w:w="3024"/>
           </w:tcPr>
           <w:p>
             <w:r>
@@ -290,7 +306,7 @@
         </w:tc>
         <w:tc>
           <w:tcPr>
-            <w:tcW w:type="dxa" w:w="2880"/>
+            <w:tcW w:type="dxa" w:w="3024"/>
           </w:tcPr>
           <w:p>
             <w:r>
@@ -302,7 +318,7 @@
       <w:tr>
         <w:tc>
           <w:tcPr>
-            <w:tcW w:type="dxa" w:w="2880"/>
+            <w:tcW w:type="dxa" w:w="3024"/>
           </w:tcPr>
           <w:p>
             <w:r>
@@ -312,7 +328,7 @@
         </w:tc>
         <w:tc>
           <w:tcPr>
-            <w:tcW w:type="dxa" w:w="2880"/>
+            <w:tcW w:type="dxa" w:w="3024"/>
           </w:tcPr>
           <w:p>
             <w:r>
@@ -322,7 +338,7 @@
         </w:tc>
         <w:tc>
           <w:tcPr>
-            <w:tcW w:type="dxa" w:w="2880"/>
+            <w:tcW w:type="dxa" w:w="3024"/>
           </w:tcPr>
           <w:p>
             <w:r>
@@ -334,7 +350,7 @@
       <w:tr>
         <w:tc>
           <w:tcPr>
-            <w:tcW w:type="dxa" w:w="2880"/>
+            <w:tcW w:type="dxa" w:w="3024"/>
           </w:tcPr>
           <w:p>
             <w:r>
@@ -344,7 +360,7 @@
         </w:tc>
         <w:tc>
           <w:tcPr>
-            <w:tcW w:type="dxa" w:w="2880"/>
+            <w:tcW w:type="dxa" w:w="3024"/>
           </w:tcPr>
           <w:p>
             <w:r>
@@ -354,7 +370,7 @@
         </w:tc>
         <w:tc>
           <w:tcPr>
-            <w:tcW w:type="dxa" w:w="2880"/>
+            <w:tcW w:type="dxa" w:w="3024"/>
           </w:tcPr>
           <w:p>
             <w:r>
@@ -366,7 +382,39 @@
       <w:tr>
         <w:tc>
           <w:tcPr>
-            <w:tcW w:type="dxa" w:w="2880"/>
+            <w:tcW w:type="dxa" w:w="3024"/>
+          </w:tcPr>
+          <w:p>
+            <w:r>
+              <w:t>Présentation des outils</w:t>
+            </w:r>
+          </w:p>
+        </w:tc>
+        <w:tc>
+          <w:tcPr>
+            <w:tcW w:type="dxa" w:w="3024"/>
+          </w:tcPr>
+          <w:p>
+            <w:r>
+              <w:t>Référent</w:t>
+            </w:r>
+          </w:p>
+        </w:tc>
+        <w:tc>
+          <w:tcPr>
+            <w:tcW w:type="dxa" w:w="3024"/>
+          </w:tcPr>
+          <w:p>
+            <w:r>
+              <w:t>Jour J</w:t>
+            </w:r>
+          </w:p>
+        </w:tc>
+      </w:tr>
+      <w:tr>
+        <w:tc>
+          <w:tcPr>
+            <w:tcW w:type="dxa" w:w="3024"/>
           </w:tcPr>
           <w:p>
             <w:r>
@@ -376,7 +424,7 @@
         </w:tc>
         <w:tc>
           <w:tcPr>
-            <w:tcW w:type="dxa" w:w="2880"/>
+            <w:tcW w:type="dxa" w:w="3024"/>
           </w:tcPr>
           <w:p>
             <w:r>
@@ -386,7 +434,7 @@
         </w:tc>
         <w:tc>
           <w:tcPr>
-            <w:tcW w:type="dxa" w:w="2880"/>
+            <w:tcW w:type="dxa" w:w="3024"/>
           </w:tcPr>
           <w:p>
             <w:r>
@@ -399,8 +447,13 @@
     <w:p>
       <w:pPr>
         <w:pStyle w:val="Heading2"/>
+        <w:spacing w:after="80" w:before="280"/>
       </w:pPr>
       <w:r>
+        <w:rPr>
+          <w:rFonts w:ascii="Calibri" w:hAnsi="Calibri" w:eastAsia="Calibri"/>
+          <w:sz w:val="22"/>
+        </w:rPr>
         <w:t>Déroulé du premier jour</w:t>
       </w:r>
     </w:p>
@@ -437,52 +490,132 @@
       </w:r>
     </w:p>
     <w:p>
+      <w:pPr>
+        <w:pStyle w:val="Heading2"/>
+        <w:spacing w:after="80" w:before="240"/>
+      </w:pPr>
       <w:r>
-        <w:t>[Zone logo ou image du service]</w:t>
+        <w:rPr>
+          <w:rFonts w:ascii="Calibri" w:hAnsi="Calibri" w:eastAsia="Calibri"/>
+          <w:sz w:val="22"/>
+        </w:rPr>
+        <w:t>Points d'attention</w:t>
+      </w:r>
+    </w:p>
+    <w:p>
+      <w:pPr>
+        <w:pStyle w:val="ListBullet"/>
+      </w:pPr>
+      <w:r>
+        <w:t>Vérifier le badge</w:t>
+      </w:r>
+    </w:p>
+    <w:p>
+      <w:pPr>
+        <w:pStyle w:val="ListBullet"/>
+      </w:pPr>
+      <w:r>
+        <w:t>Tester la session Windows</w:t>
+      </w:r>
+    </w:p>
+    <w:p>
+      <w:pPr>
+        <w:pStyle w:val="ListBullet"/>
+      </w:pPr>
+      <w:r>
+        <w:t>Remettre les contacts utiles</w:t>
+      </w:r>
+    </w:p>
+    <w:p>
+      <w:pPr>
+        <w:spacing w:after="160" w:before="320"/>
+        <w:jc w:val="center"/>
+      </w:pPr>
+      <w:r>
+        <w:rPr>
+          <w:rFonts w:ascii="Calibri" w:hAnsi="Calibri" w:eastAsia="Calibri"/>
+          <w:b/>
+          <w:color w:val="2B579A"/>
+          <w:sz w:val="56"/>
+        </w:rPr>
+        <w:t>Accueil CHC</w:t>
+      </w:r>
+    </w:p>
+    <w:p>
+      <w:pPr>
+        <w:spacing w:after="160" w:before="0"/>
+        <w:jc w:val="center"/>
+      </w:pPr>
+      <w:r>
+        <w:rPr>
+          <w:rFonts w:ascii="Calibri" w:hAnsi="Calibri" w:eastAsia="Calibri"/>
+          <w:i/>
+          <w:sz w:val="22"/>
+        </w:rPr>
+        <w:t>WordArt — titre décoratif du service</w:t>
+      </w:r>
+    </w:p>
+    <w:p>
+      <w:pPr>
+        <w:spacing w:after="160"/>
+        <w:jc w:val="left"/>
+      </w:pPr>
+      <w:r>
+        <w:drawing>
+          <wp:inline xmlns:a="http://schemas.openxmlformats.org/drawingml/2006/main" xmlns:pic="http://schemas.openxmlformats.org/drawingml/2006/picture">
+            <wp:extent cx="1224000" cy="524571"/>
+            <wp:docPr id="1" name="Picture 1"/>
+            <wp:cNvGraphicFramePr>
+              <a:graphicFrameLocks noChangeAspect="1"/>
+            </wp:cNvGraphicFramePr>
+            <a:graphic>
+              <a:graphicData uri="http://schemas.openxmlformats.org/drawingml/2006/picture">
+                <pic:pic>
+                  <pic:nvPicPr>
+                    <pic:cNvPr id="0" name="chc_logo.png"/>
+                    <pic:cNvPicPr/>
+                  </pic:nvPicPr>
+                  <pic:blipFill>
+                    <a:blip r:embed="rId9"/>
+                    <a:stretch>
+                      <a:fillRect/>
+                    </a:stretch>
+                  </pic:blipFill>
+                  <pic:spPr>
+                    <a:xfrm>
+                      <a:off x="0" y="0"/>
+                      <a:ext cx="1224000" cy="524571"/>
+                    </a:xfrm>
+                    <a:prstGeom prst="rect"/>
+                  </pic:spPr>
+                </pic:pic>
+              </a:graphicData>
+            </a:graphic>
+          </wp:inline>
+        </w:drawing>
+      </w:r>
+    </w:p>
+    <w:p>
+      <w:pPr>
+        <w:spacing w:after="160" w:before="0"/>
+      </w:pPr>
+      <w:r>
+        <w:rPr>
+          <w:rFonts w:ascii="Calibri" w:hAnsi="Calibri" w:eastAsia="Calibri"/>
+          <w:i/>
+          <w:sz w:val="22"/>
+        </w:rPr>
+        <w:t>Logo du service (habillage Aligné sur le texte).</w:t>
       </w:r>
     </w:p>
     <w:sectPr>
-      <w:headerReference w:type="default" r:id="rId9"/>
-      <w:footerReference w:type="default" r:id="rId10"/>
-      <w:pgSz w:w="12240" w:h="15840"/>
-      <w:pgMar w:top="1440" w:right="1800" w:bottom="1440" w:left="1800" w:header="720" w:footer="720" w:gutter="0"/>
+      <w:pgSz w:w="11906" w:h="16838"/>
+      <w:pgMar w:top="1134" w:right="1417" w:bottom="1134" w:left="1417" w:header="720" w:footer="720" w:gutter="0"/>
       <w:cols w:space="720"/>
-      <w:titlePg/>
       <w:docGrid w:linePitch="360"/>
     </w:sectPr>
   </w:body>
 </w:document>
-</file>
-
-<file path=word/footer1.xml><?xml version="1.0" encoding="utf-8"?>
-<w:ftr xmlns:m="http://schemas.openxmlformats.org/officeDocument/2006/math" xmlns:mc="http://schemas.openxmlformats.org/markup-compatibility/2006" xmlns:mo="http://schemas.microsoft.com/office/mac/office/2008/main" xmlns:mv="urn:schemas-microsoft-com:mac:vml" xmlns:o="urn:schemas-microsoft-com:office:office" xmlns:r="http://schemas.openxmlformats.org/officeDocument/2006/relationships" xmlns:v="urn:schemas-microsoft-com:vml" xmlns:w10="urn:schemas-microsoft-com:office:word" xmlns:w14="http://schemas.microsoft.com/office/word/2010/wordml" xmlns:w="http://schemas.openxmlformats.org/wordprocessingml/2006/main" xmlns:wne="http://schemas.microsoft.com/office/word/2006/wordml" xmlns:wp14="http://schemas.microsoft.com/office/word/2010/wordprocessingDrawing" xmlns:wp="http://schemas.openxmlformats.org/drawingml/2006/wordprocessingDrawing" xmlns:wpc="http://schemas.microsoft.com/office/word/2010/wordprocessingCanvas" xmlns:wpg="http://schemas.microsoft.com/office/word/2010/wordprocessingGroup" xmlns:wpi="http://schemas.microsoft.com/office/word/2010/wordprocessingInk" xmlns:wps="http://schemas.microsoft.com/office/word/2010/wordprocessingShape" mc:Ignorable="w14 wp14">
-  <w:p>
-    <w:pPr>
-      <w:pStyle w:val="Footer"/>
-    </w:pPr>
-    <w:r>
-      <w:t xml:space="preserve">Page </w:t>
-    </w:r>
-    <w:r>
-      <w:fldChar w:fldCharType="begin"/>
-      <w:instrText xml:space="preserve"> PAGE </w:instrText>
-      <w:fldChar w:fldCharType="end"/>
-    </w:r>
-  </w:p>
-</w:ftr>
-</file>
-
-<file path=word/header1.xml><?xml version="1.0" encoding="utf-8"?>
-<w:hdr xmlns:m="http://schemas.openxmlformats.org/officeDocument/2006/math" xmlns:mc="http://schemas.openxmlformats.org/markup-compatibility/2006" xmlns:mo="http://schemas.microsoft.com/office/mac/office/2008/main" xmlns:mv="urn:schemas-microsoft-com:mac:vml" xmlns:o="urn:schemas-microsoft-com:office:office" xmlns:r="http://schemas.openxmlformats.org/officeDocument/2006/relationships" xmlns:v="urn:schemas-microsoft-com:vml" xmlns:w10="urn:schemas-microsoft-com:office:word" xmlns:w14="http://schemas.microsoft.com/office/word/2010/wordml" xmlns:w="http://schemas.openxmlformats.org/wordprocessingml/2006/main" xmlns:wne="http://schemas.microsoft.com/office/word/2006/wordml" xmlns:wp14="http://schemas.microsoft.com/office/word/2010/wordprocessingDrawing" xmlns:wp="http://schemas.openxmlformats.org/drawingml/2006/wordprocessingDrawing" xmlns:wpc="http://schemas.microsoft.com/office/word/2010/wordprocessingCanvas" xmlns:wpg="http://schemas.microsoft.com/office/word/2010/wordprocessingGroup" xmlns:wpi="http://schemas.microsoft.com/office/word/2010/wordprocessingInk" xmlns:wps="http://schemas.microsoft.com/office/word/2010/wordprocessingShape" mc:Ignorable="w14 wp14">
-  <w:p>
-    <w:pPr>
-      <w:pStyle w:val="Header"/>
-    </w:pPr>
-    <w:r>
-      <w:t>Procédure interne</w:t>
-    </w:r>
-  </w:p>
-</w:hdr>
 </file>
 
 <file path=word/numbering.xml><?xml version="1.0" encoding="utf-8"?>
